--- a/docs/setup/IGVC_2027_Windows_Setup_Guide.docx
+++ b/docs/setup/IGVC_2027_Windows_Setup_Guide.docx
@@ -5650,7 +5650,27 @@
         <w:t>YOLOPv2 (`lane_segmentation_node`) does not run here</w:t>
       </w:r>
       <w:r>
-        <w:t>: it needs torch, which this image does not have, and weights that are not in the repo.</w:t>
+        <w:t xml:space="preserve">: it needs torch, which this image does not have, and weights that are not in the repo. It does run in the optional dev image </w:t>
+      </w:r>
+      <w:r>
+        <w:rPr>
+          <w:rFonts w:ascii="Consolas" w:hAnsi="Consolas"/>
+          <w:sz w:val="19"/>
+        </w:rPr>
+        <w:t>igvc-dev-jazzy</w:t>
+      </w:r>
+      <w:r>
+        <w:t xml:space="preserve"> (NVIDIA only; </w:t>
+      </w:r>
+      <w:r>
+        <w:rPr>
+          <w:rFonts w:ascii="Consolas" w:hAnsi="Consolas"/>
+          <w:sz w:val="19"/>
+        </w:rPr>
+        <w:t>docker compose -f docker-compose.windows.yml build igvc_dev_jazzy</w:t>
+      </w:r>
+      <w:r>
+        <w:t>, 14.9 GB), and scored a hit rate of 0.166 against a ground-truth ceiling of 0.676 on 2026-09-29: running, not yet good enough to steer by.</w:t>
       </w:r>
     </w:p>
     <w:p>

--- a/docs/setup/IGVC_2027_Windows_Setup_Guide.docx
+++ b/docs/setup/IGVC_2027_Windows_Setup_Guide.docx
@@ -3176,7 +3176,7 @@
         <w:br/>
         <w:t>==&gt; step 5: building the workspace</w:t>
         <w:br/>
-        <w:t xml:space="preserve">  PASS  four packages built</w:t>
+        <w:t xml:space="preserve">  PASS  five packages built</w:t>
         <w:br/>
         <w:br/>
         <w:t>==&gt; step 6: render_check.sh: which GPU tier is this machine</w:t>
@@ -3825,6 +3825,34 @@
                 <w:rFonts w:ascii="Consolas" w:hAnsi="Consolas"/>
                 <w:sz w:val="19"/>
               </w:rPr>
+              <w:t>ROBOT=2026</w:t>
+            </w:r>
+          </w:p>
+        </w:tc>
+        <w:tc>
+          <w:tcPr>
+            <w:tcW w:type="dxa" w:w="4320"/>
+          </w:tcPr>
+          <w:p>
+            <w:r/>
+            <w:r>
+              <w:t>the 2026 robot instead of the default 2027 robot</w:t>
+            </w:r>
+          </w:p>
+        </w:tc>
+      </w:tr>
+      <w:tr>
+        <w:tc>
+          <w:tcPr>
+            <w:tcW w:type="dxa" w:w="4320"/>
+          </w:tcPr>
+          <w:p>
+            <w:r/>
+            <w:r>
+              <w:rPr>
+                <w:rFonts w:ascii="Consolas" w:hAnsi="Consolas"/>
+                <w:sz w:val="19"/>
+              </w:rPr>
               <w:t>CAMERAS=all</w:t>
             </w:r>
           </w:p>
@@ -3836,7 +3864,26 @@
           <w:p>
             <w:r/>
             <w:r>
-              <w:t>all three ZED cameras instead of just the front one</w:t>
+              <w:t xml:space="preserve">all three ZED cameras: </w:t>
+            </w:r>
+            <w:r>
+              <w:rPr>
+                <w:b/>
+              </w:rPr>
+              <w:t>2026 robot only</w:t>
+            </w:r>
+            <w:r>
+              <w:t xml:space="preserve"> (</w:t>
+            </w:r>
+            <w:r>
+              <w:rPr>
+                <w:rFonts w:ascii="Consolas" w:hAnsi="Consolas"/>
+                <w:sz w:val="19"/>
+              </w:rPr>
+              <w:t>ROBOT=2026 CAMERAS=all</w:t>
+            </w:r>
+            <w:r>
+              <w:t>). The default 2027 robot has one camera, the front ZED X, and refuses it</w:t>
             </w:r>
           </w:p>
         </w:tc>
@@ -5176,19 +5223,90 @@
         <w:rPr>
           <w:b/>
         </w:rPr>
-        <w:t>`IN LANE` is provisional and you should read it as a number, not a verdict.</w:t>
-      </w:r>
-      <w:r>
-        <w:t xml:space="preserve"> It compares centreline deviation against a flat 2.00 m tolerance while the lane width varies by a factor of two along the course, and it ignores the robot's yaw. Three runs at honest sampling gave 2.04 (FAIL), 1.95 (PASS), 1.98 (PASS), while every one of those runs drove 47 to 51 m under its own control with </w:t>
+        <w:t>Which robot those numbers are from.</w:t>
+      </w:r>
+      <w:r>
+        <w:t xml:space="preserve"> The two blocks above were measured with the 2026 robot. The simulator's default is now the </w:t>
       </w:r>
       <w:r>
         <w:rPr>
           <w:b/>
         </w:rPr>
-        <w:t>0.0%</w:t>
-      </w:r>
-      <w:r>
-        <w:t xml:space="preserve"> of samples over the paint. If you see a FAIL there, look at the clearance line before believing the robot misbehaved. Nobody is tuning the tolerance until the metric is right.</w:t>
+        <w:t>2027 robot</w:t>
+      </w:r>
+      <w:r>
+        <w:t xml:space="preserve"> (since 2026-10-15, built from the team's Onshape model; one camera; masses, lidar pose and GPS pose are placeholders). It also passes the smoke test 18 of 18 (distance ratio 0.9969) and passed the autonomy check 3 of 3 in both images on 2026-10-16, about 90 m each with no barrel contact (</w:t>
+      </w:r>
+      <w:r>
+        <w:rPr>
+          <w:rFonts w:ascii="Consolas" w:hAnsi="Consolas"/>
+          <w:sz w:val="19"/>
+        </w:rPr>
+        <w:t>docs/GAZEBO_SETUP.md</w:t>
+      </w:r>
+      <w:r>
+        <w:t xml:space="preserve"> section 11.4). To test the 2026 robot instead, run the smoke test with </w:t>
+      </w:r>
+      <w:r>
+        <w:rPr>
+          <w:rFonts w:ascii="Consolas" w:hAnsi="Consolas"/>
+          <w:sz w:val="19"/>
+        </w:rPr>
+        <w:t>ROBOT=2026</w:t>
+      </w:r>
+      <w:r>
+        <w:t xml:space="preserve"> and the autonomy check with </w:t>
+      </w:r>
+      <w:r>
+        <w:rPr>
+          <w:rFonts w:ascii="Consolas" w:hAnsi="Consolas"/>
+          <w:sz w:val="19"/>
+        </w:rPr>
+        <w:t>LAUNCH_ARGS="robot:=2026"</w:t>
+      </w:r>
+      <w:r>
+        <w:t xml:space="preserve"> set before the command.</w:t>
+      </w:r>
+    </w:p>
+    <w:p>
+      <w:r>
+        <w:rPr>
+          <w:b/>
+        </w:rPr>
+        <w:t>The lane criterion is `LANE`: the chassis must never cross the painted boundary.</w:t>
+      </w:r>
+      <w:r>
+        <w:t xml:space="preserve"> (Until 2026-10-07 it was </w:t>
+      </w:r>
+      <w:r>
+        <w:rPr>
+          <w:rFonts w:ascii="Consolas" w:hAnsi="Consolas"/>
+          <w:sz w:val="19"/>
+        </w:rPr>
+        <w:t>IN LANE</w:t>
+      </w:r>
+      <w:r>
+        <w:t xml:space="preserve">, a flat 2.00 m from the centreline, which failed runs that never touched the paint because the lane is 10 to 20 ft wide.) A FAIL means a sample had a negative </w:t>
+      </w:r>
+      <w:r>
+        <w:rPr>
+          <w:rFonts w:ascii="Consolas" w:hAnsi="Consolas"/>
+          <w:sz w:val="19"/>
+        </w:rPr>
+        <w:t>lane clearance</w:t>
+      </w:r>
+      <w:r>
+        <w:t xml:space="preserve">, or that the clearance could not be measured. The clearance is thin, 1.4 to 8.4 cm in recent runs, and good to about 3 cm, so look at the number as well as the verdict. The centreline deviation is still printed but no longer decides anything. </w:t>
+      </w:r>
+      <w:r>
+        <w:rPr>
+          <w:rFonts w:ascii="Consolas" w:hAnsi="Consolas"/>
+          <w:sz w:val="19"/>
+        </w:rPr>
+        <w:t>docs/GAZEBO_SETUP.md</w:t>
+      </w:r>
+      <w:r>
+        <w:t xml:space="preserve"> 10.9 has the history and the evidence.</w:t>
       </w:r>
     </w:p>
     <w:p/>

--- a/docs/setup/IGVC_2027_Windows_Setup_Guide.docx
+++ b/docs/setup/IGVC_2027_Windows_Setup_Guide.docx
@@ -3212,6 +3212,61 @@
     </w:p>
     <w:p>
       <w:r>
+        <w:t xml:space="preserve">That output is from before 2026-10-16, when the simulator drove through Gazebo's DiffDrive. The default is now </w:t>
+      </w:r>
+      <w:r>
+        <w:rPr>
+          <w:rFonts w:ascii="Consolas" w:hAnsi="Consolas"/>
+          <w:sz w:val="19"/>
+        </w:rPr>
+        <w:t>drive:=ros2_control</w:t>
+      </w:r>
+      <w:r>
+        <w:t xml:space="preserve">, the real </w:t>
+      </w:r>
+      <w:r>
+        <w:rPr>
+          <w:rFonts w:ascii="Consolas" w:hAnsi="Consolas"/>
+          <w:sz w:val="19"/>
+        </w:rPr>
+        <w:t>diff_drive_controller</w:t>
+      </w:r>
+      <w:r>
+        <w:t xml:space="preserve">, and the smoke test then has four more checks (both controllers active, the controller's odometry topic, and the robot stopping by itself): measured 2026-10-16, </w:t>
+      </w:r>
+      <w:r>
+        <w:rPr>
+          <w:rFonts w:ascii="Consolas" w:hAnsi="Consolas"/>
+          <w:sz w:val="19"/>
+        </w:rPr>
+        <w:t>topic checks passed: 22   failed: 0</w:t>
+      </w:r>
+      <w:r>
+        <w:t>, with a drive test of about 1.3 m (</w:t>
+      </w:r>
+      <w:r>
+        <w:rPr>
+          <w:rFonts w:ascii="Consolas" w:hAnsi="Consolas"/>
+          <w:sz w:val="19"/>
+        </w:rPr>
+        <w:t>docs/GAZEBO_SETUP.md</w:t>
+      </w:r>
+      <w:r>
+        <w:t xml:space="preserve"> 10.32). 18 is right with </w:t>
+      </w:r>
+      <w:r>
+        <w:rPr>
+          <w:rFonts w:ascii="Consolas" w:hAnsi="Consolas"/>
+          <w:sz w:val="19"/>
+        </w:rPr>
+        <w:t>EXTRA_LAUNCH_ARGS="drive:=diffdrive"</w:t>
+      </w:r>
+      <w:r>
+        <w:t>.</w:t>
+      </w:r>
+    </w:p>
+    <w:p>
+      <w:r>
         <w:rPr>
           <w:b/>
         </w:rPr>
@@ -4282,13 +4337,23 @@
         <w:t>bringup_smoke_test.sh</w:t>
       </w:r>
       <w:r>
-        <w:t xml:space="preserve"> checks four camera topics as part of its 18 checks, so a camera-less run </w:t>
+        <w:t xml:space="preserve"> checks four camera topics as part of its checks (22 with the default drive, 18 with </w:t>
+      </w:r>
+      <w:r>
+        <w:rPr>
+          <w:rFonts w:ascii="Consolas" w:hAnsi="Consolas"/>
+          <w:sz w:val="19"/>
+        </w:rPr>
+        <w:t>drive:=diffdrive</w:t>
+      </w:r>
+      <w:r>
+        <w:t xml:space="preserve">), so a camera-less run </w:t>
       </w:r>
       <w:r>
         <w:rPr>
           <w:b/>
         </w:rPr>
-        <w:t>can never reach 18 of 18</w:t>
+        <w:t>can never pass all of them</w:t>
       </w:r>
       <w:r>
         <w:t>. Keep the front camera if you want the gate to pass.</w:t>
@@ -5009,50 +5074,101 @@
         <w:t>/dev/input/js0</w:t>
       </w:r>
       <w:r>
-        <w:t>, pulls in the ros2_control stack the simulator does not use, and publishes to a different topic. Use the command above.</w:t>
+        <w:t>, pulls in the real robot's own ros2_control stack (</w:t>
+      </w:r>
+      <w:r>
+        <w:rPr>
+          <w:rFonts w:ascii="Consolas" w:hAnsi="Consolas"/>
+          <w:sz w:val="19"/>
+        </w:rPr>
+        <w:t>motor_controllers.launch.py</w:t>
+      </w:r>
+      <w:r>
+        <w:t>, a second controller manager beside the simulator's), and publishes to a different topic. Use the command above.</w:t>
       </w:r>
     </w:p>
     <w:p>
       <w:r>
-        <w:t xml:space="preserve">Gazebo's DiffDrive </w:t>
-      </w:r>
-      <w:r>
         <w:rPr>
           <w:b/>
         </w:rPr>
-        <w:t>holds the last command it was given</w:t>
-      </w:r>
-      <w:r>
-        <w:t xml:space="preserve">, so if you drive forward and let go of the key, the robot keeps going. Press </w:t>
+        <w:t>Since 2026-10-16 the simulator drives through the real `diff_drive_controller` by default</w:t>
+      </w:r>
+      <w:r>
+        <w:t xml:space="preserve"> (</w:t>
       </w:r>
       <w:r>
         <w:rPr>
           <w:rFonts w:ascii="Consolas" w:hAnsi="Consolas"/>
           <w:sz w:val="19"/>
         </w:rPr>
-        <w:t>k</w:t>
-      </w:r>
-      <w:r>
-        <w:t xml:space="preserve">. Measured: it travelled a further </w:t>
-      </w:r>
-      <w:r>
-        <w:rPr>
-          <w:b/>
-        </w:rPr>
-        <w:t>3.672 m in the 4 s after `/cmd_vel` stopped</w:t>
-      </w:r>
-      <w:r>
-        <w:t xml:space="preserve">. Whether that is a true absence of timeout or a long one is still an open question, and </w:t>
+        <w:t>drive:=ros2_control</w:t>
+      </w:r>
+      <w:r>
+        <w:t>), which stops the robot 0.3 s after the last command, as on the real robot. Measured: after a 3 s burst at 0.40 m/s it coasted 0.095 m and stopped (</w:t>
       </w:r>
       <w:r>
         <w:rPr>
           <w:rFonts w:ascii="Consolas" w:hAnsi="Consolas"/>
           <w:sz w:val="19"/>
         </w:rPr>
-        <w:t>diff_drive_controller</w:t>
-      </w:r>
-      <w:r>
-        <w:t xml:space="preserve"> on the real robot does time out, so the simulator is the less safe of the two.</w:t>
+        <w:t>docs/GAZEBO_SETUP.md</w:t>
+      </w:r>
+      <w:r>
+        <w:t xml:space="preserve"> 10.32). Teleop still publishes on </w:t>
+      </w:r>
+      <w:r>
+        <w:rPr>
+          <w:rFonts w:ascii="Consolas" w:hAnsi="Consolas"/>
+          <w:sz w:val="19"/>
+        </w:rPr>
+        <w:t>/cmd_vel</w:t>
+      </w:r>
+      <w:r>
+        <w:t>; the simulator passes it on to the controller.</w:t>
+      </w:r>
+    </w:p>
+    <w:p>
+      <w:r>
+        <w:t xml:space="preserve">With </w:t>
+      </w:r>
+      <w:r>
+        <w:rPr>
+          <w:rFonts w:ascii="Consolas" w:hAnsi="Consolas"/>
+          <w:sz w:val="19"/>
+        </w:rPr>
+        <w:t>drive:=diffdrive</w:t>
+      </w:r>
+      <w:r>
+        <w:t xml:space="preserve"> (the default before 2026-10-16), Gazebo's DiffDrive </w:t>
+      </w:r>
+      <w:r>
+        <w:rPr>
+          <w:b/>
+        </w:rPr>
+        <w:t>holds the last command it was given</w:t>
+      </w:r>
+      <w:r>
+        <w:t xml:space="preserve">, so if you drive forward and let go of the key, the robot keeps going. Press </w:t>
+      </w:r>
+      <w:r>
+        <w:rPr>
+          <w:rFonts w:ascii="Consolas" w:hAnsi="Consolas"/>
+          <w:sz w:val="19"/>
+        </w:rPr>
+        <w:t>k</w:t>
+      </w:r>
+      <w:r>
+        <w:t xml:space="preserve">. Measured: it travelled a further </w:t>
+      </w:r>
+      <w:r>
+        <w:rPr>
+          <w:b/>
+        </w:rPr>
+        <w:t>3.672 m in the 4 s after `/cmd_vel` stopped</w:t>
+      </w:r>
+      <w:r>
+        <w:t>. Whether that is a true absence of timeout or a long one is still an open question.</w:t>
       </w:r>
     </w:p>
     <w:p/>
@@ -5273,6 +5389,127 @@
         <w:rPr>
           <w:b/>
         </w:rPr>
+        <w:t>Which drive and barrels those numbers are from.</w:t>
+      </w:r>
+      <w:r>
+        <w:t xml:space="preserve"> All of them were measured with Gazebo's DiffDrive and the barrels stamped from </w:t>
+      </w:r>
+      <w:r>
+        <w:rPr>
+          <w:rFonts w:ascii="Consolas" w:hAnsi="Consolas"/>
+          <w:sz w:val="19"/>
+        </w:rPr>
+        <w:t>track_points.json</w:t>
+      </w:r>
+      <w:r>
+        <w:t xml:space="preserve">. Since 2026-10-16 the defaults are the real robot's: </w:t>
+      </w:r>
+      <w:r>
+        <w:rPr>
+          <w:rFonts w:ascii="Consolas" w:hAnsi="Consolas"/>
+          <w:sz w:val="19"/>
+        </w:rPr>
+        <w:t>drive:=ros2_control</w:t>
+      </w:r>
+      <w:r>
+        <w:t xml:space="preserve"> (the real </w:t>
+      </w:r>
+      <w:r>
+        <w:rPr>
+          <w:rFonts w:ascii="Consolas" w:hAnsi="Consolas"/>
+          <w:sz w:val="19"/>
+        </w:rPr>
+        <w:t>diff_drive_controller</w:t>
+      </w:r>
+      <w:r>
+        <w:t xml:space="preserve">; </w:t>
+      </w:r>
+      <w:r>
+        <w:rPr>
+          <w:rFonts w:ascii="Consolas" w:hAnsi="Consolas"/>
+          <w:sz w:val="19"/>
+        </w:rPr>
+        <w:t>/odom</w:t>
+      </w:r>
+      <w:r>
+        <w:t xml:space="preserve"> from its wheel odometry) and </w:t>
+      </w:r>
+      <w:r>
+        <w:rPr>
+          <w:rFonts w:ascii="Consolas" w:hAnsi="Consolas"/>
+          <w:sz w:val="19"/>
+        </w:rPr>
+        <w:t>obstacle_source:=lidar_map</w:t>
+      </w:r>
+      <w:r>
+        <w:t xml:space="preserve"> (the barrels from the simulated lidar, through the competition's </w:t>
+      </w:r>
+      <w:r>
+        <w:rPr>
+          <w:rFonts w:ascii="Consolas" w:hAnsi="Consolas"/>
+          <w:sz w:val="19"/>
+        </w:rPr>
+        <w:t>lidar_obstacle_costmap</w:t>
+      </w:r>
+      <w:r>
+        <w:t xml:space="preserve">). Each passed on its own on the 2027 robot: </w:t>
+      </w:r>
+      <w:r>
+        <w:rPr>
+          <w:rFonts w:ascii="Consolas" w:hAnsi="Consolas"/>
+          <w:sz w:val="19"/>
+        </w:rPr>
+        <w:t>ros2_control</w:t>
+      </w:r>
+      <w:r>
+        <w:t xml:space="preserve"> 3 of 3 autonomy laps and the smoke test 22 of 22, </w:t>
+      </w:r>
+      <w:r>
+        <w:rPr>
+          <w:rFonts w:ascii="Consolas" w:hAnsi="Consolas"/>
+          <w:sz w:val="19"/>
+        </w:rPr>
+        <w:t>lidar_map</w:t>
+      </w:r>
+      <w:r>
+        <w:t xml:space="preserve"> 5 of 5 laps (</w:t>
+      </w:r>
+      <w:r>
+        <w:rPr>
+          <w:rFonts w:ascii="Consolas" w:hAnsi="Consolas"/>
+          <w:sz w:val="19"/>
+        </w:rPr>
+        <w:t>docs/GAZEBO_SETUP.md</w:t>
+      </w:r>
+      <w:r>
+        <w:t xml:space="preserve"> 10.32, 10.33). Together, the freeze rule passed in the Gazebo image on 2026-10-16: smoke test 22 of 22 three times, autonomy check 3 of 3 (about 90 m, worst lane clearance +0.30 m, no barrel contact), and the 2026 robot too; the dev image is not yet rerun on them. For the previous behaviour, run the smoke test with </w:t>
+      </w:r>
+      <w:r>
+        <w:rPr>
+          <w:rFonts w:ascii="Consolas" w:hAnsi="Consolas"/>
+          <w:sz w:val="19"/>
+        </w:rPr>
+        <w:t>EXTRA_LAUNCH_ARGS="drive:=diffdrive"</w:t>
+      </w:r>
+      <w:r>
+        <w:t xml:space="preserve"> and the autonomy check with </w:t>
+      </w:r>
+      <w:r>
+        <w:rPr>
+          <w:rFonts w:ascii="Consolas" w:hAnsi="Consolas"/>
+          <w:sz w:val="19"/>
+        </w:rPr>
+        <w:t>LAUNCH_ARGS="drive:=diffdrive obstacle_source:=gt"</w:t>
+      </w:r>
+      <w:r>
+        <w:t>.</w:t>
+      </w:r>
+    </w:p>
+    <w:p>
+      <w:r>
+        <w:rPr>
+          <w:b/>
+        </w:rPr>
         <w:t>The lane criterion is `LANE`: the chassis must never cross the painted boundary.</w:t>
       </w:r>
       <w:r>
@@ -5479,6 +5716,97 @@
       </w:r>
       <w:r>
         <w:t xml:space="preserve"> That is Docker Hub, not GHCR, and it means something is pulling from Hub. The Gazebo image comes from GHCR, which does not rate-limit anonymous pulls the way Hub does. Hub's limit is counted per source IP, so everyone behind the room's NAT shares one allowance.</w:t>
+      </w:r>
+    </w:p>
+    <w:p>
+      <w:r>
+        <w:rPr>
+          <w:b/>
+        </w:rPr>
+        <w:t>`drive:=ros2_control needs packages that are not installed`.</w:t>
+      </w:r>
+      <w:r>
+        <w:t xml:space="preserve"> Your image is older than 2026-10-16, when </w:t>
+      </w:r>
+      <w:r>
+        <w:rPr>
+          <w:rFonts w:ascii="Consolas" w:hAnsi="Consolas"/>
+          <w:sz w:val="19"/>
+        </w:rPr>
+        <w:t>diff_drive_controller</w:t>
+      </w:r>
+      <w:r>
+        <w:t xml:space="preserve"> and </w:t>
+      </w:r>
+      <w:r>
+        <w:rPr>
+          <w:rFonts w:ascii="Consolas" w:hAnsi="Consolas"/>
+          <w:sz w:val="19"/>
+        </w:rPr>
+        <w:t>joint_state_broadcaster</w:t>
+      </w:r>
+      <w:r>
+        <w:t xml:space="preserve"> were added to </w:t>
+      </w:r>
+      <w:r>
+        <w:rPr>
+          <w:rFonts w:ascii="Consolas" w:hAnsi="Consolas"/>
+          <w:sz w:val="19"/>
+        </w:rPr>
+        <w:t>docker/Dockerfile.gazebo-jazzy</w:t>
+      </w:r>
+      <w:r>
+        <w:t xml:space="preserve"> for the new default drive. Build the image (</w:t>
+      </w:r>
+      <w:r>
+        <w:rPr>
+          <w:rFonts w:ascii="Consolas" w:hAnsi="Consolas"/>
+          <w:sz w:val="19"/>
+        </w:rPr>
+        <w:t>BUILD_IMAGE=1 bash scripts/gazebo/bootstrap.sh</w:t>
+      </w:r>
+      <w:r>
+        <w:t xml:space="preserve">), or use Gazebo's DiffDrive for now: </w:t>
+      </w:r>
+      <w:r>
+        <w:rPr>
+          <w:rFonts w:ascii="Consolas" w:hAnsi="Consolas"/>
+          <w:sz w:val="19"/>
+        </w:rPr>
+        <w:t>EXTRA_LAUNCH_ARGS="drive:=diffdrive"</w:t>
+      </w:r>
+      <w:r>
+        <w:t xml:space="preserve"> before the smoke test, </w:t>
+      </w:r>
+      <w:r>
+        <w:rPr>
+          <w:rFonts w:ascii="Consolas" w:hAnsi="Consolas"/>
+          <w:sz w:val="19"/>
+        </w:rPr>
+        <w:t>LAUNCH_ARGS="drive:=diffdrive"</w:t>
+      </w:r>
+      <w:r>
+        <w:t xml:space="preserve"> before the autonomy check, </w:t>
+      </w:r>
+      <w:r>
+        <w:rPr>
+          <w:rFonts w:ascii="Consolas" w:hAnsi="Consolas"/>
+          <w:sz w:val="19"/>
+        </w:rPr>
+        <w:t>drive:=diffdrive</w:t>
+      </w:r>
+      <w:r>
+        <w:t xml:space="preserve"> on </w:t>
+      </w:r>
+      <w:r>
+        <w:rPr>
+          <w:rFonts w:ascii="Consolas" w:hAnsi="Consolas"/>
+          <w:sz w:val="19"/>
+        </w:rPr>
+        <w:t>ros2 launch</w:t>
+      </w:r>
+      <w:r>
+        <w:t>.</w:t>
       </w:r>
     </w:p>
     <w:p>
@@ -5658,7 +5986,57 @@
         <w:t>It does:</w:t>
       </w:r>
       <w:r>
-        <w:t xml:space="preserve"> run the real 2026 navigation stack, that is the ground-truth lane grid, the IGVC navigator, Nav2's controller, velocity smoother and collision monitor, against Gazebo, with none of those nodes modified. The robot drives the course, stays between the lines and goes around the barrels.</w:t>
+        <w:t xml:space="preserve"> run the real 2026 navigation stack, that is the ground-truth lane grid, the IGVC navigator, Nav2's controller, velocity smoother and collision monitor, against Gazebo, with none of those nodes modified. The robot drives the course, stays between the lines and goes around the barrels. Since 2026-10-16, by default, it drives through the real </w:t>
+      </w:r>
+      <w:r>
+        <w:rPr>
+          <w:rFonts w:ascii="Consolas" w:hAnsi="Consolas"/>
+          <w:sz w:val="19"/>
+        </w:rPr>
+        <w:t>diff_drive_controller</w:t>
+      </w:r>
+      <w:r>
+        <w:t xml:space="preserve"> (</w:t>
+      </w:r>
+      <w:r>
+        <w:rPr>
+          <w:rFonts w:ascii="Consolas" w:hAnsi="Consolas"/>
+          <w:sz w:val="19"/>
+        </w:rPr>
+        <w:t>drive:=ros2_control</w:t>
+      </w:r>
+      <w:r>
+        <w:t>) and finds the barrels with the simulated lidar (</w:t>
+      </w:r>
+      <w:r>
+        <w:rPr>
+          <w:rFonts w:ascii="Consolas" w:hAnsi="Consolas"/>
+          <w:sz w:val="19"/>
+        </w:rPr>
+        <w:t>obstacle_source:=lidar_map</w:t>
+      </w:r>
+      <w:r>
+        <w:t xml:space="preserve">, the competition's </w:t>
+      </w:r>
+      <w:r>
+        <w:rPr>
+          <w:rFonts w:ascii="Consolas" w:hAnsi="Consolas"/>
+          <w:sz w:val="19"/>
+        </w:rPr>
+        <w:t>lidar_obstacle_costmap</w:t>
+      </w:r>
+      <w:r>
+        <w:t xml:space="preserve">), as on the real robot. </w:t>
+      </w:r>
+      <w:r>
+        <w:rPr>
+          <w:rFonts w:ascii="Consolas" w:hAnsi="Consolas"/>
+          <w:sz w:val="19"/>
+        </w:rPr>
+        <w:t>drive:=diffdrive obstacle_source:=gt</w:t>
+      </w:r>
+      <w:r>
+        <w:t xml:space="preserve"> gives the previous behaviour.</w:t>
       </w:r>
     </w:p>
     <w:p>
@@ -5666,10 +6044,10 @@
         <w:rPr>
           <w:b/>
         </w:rPr>
-        <w:t>It does not perceive anything.</w:t>
-      </w:r>
-      <w:r>
-        <w:t xml:space="preserve"> This is the important one and it is easy to misreport. The lane lines and the barrel positions come out of </w:t>
+        <w:t>It does not perceive the lanes.</w:t>
+      </w:r>
+      <w:r>
+        <w:t xml:space="preserve"> This is the important one and it is easy to misreport. The lane lines come out of </w:t>
       </w:r>
       <w:r>
         <w:rPr>
@@ -5679,56 +6057,76 @@
         <w:t>IGVC_track_generator/track_points.json</w:t>
       </w:r>
       <w:r>
-        <w:t xml:space="preserve">, not out of the camera or the lidar. More precisely, </w:t>
+        <w:t>, not out of the camera (</w:t>
       </w:r>
       <w:r>
         <w:rPr>
           <w:rFonts w:ascii="Consolas" w:hAnsi="Consolas"/>
           <w:sz w:val="19"/>
         </w:rPr>
-        <w:t>gazebo_nav_test_nav2_overrides.yaml</w:t>
-      </w:r>
-      <w:r>
-        <w:t xml:space="preserve"> replaces the costmap </w:t>
+        <w:t>lane_source:=gt</w:t>
+      </w:r>
+      <w:r>
+        <w:t xml:space="preserve">, still the default). With </w:t>
       </w:r>
       <w:r>
         <w:rPr>
           <w:rFonts w:ascii="Consolas" w:hAnsi="Consolas"/>
           <w:sz w:val="19"/>
         </w:rPr>
-        <w:t>plugins</w:t>
-      </w:r>
-      <w:r>
-        <w:t xml:space="preserve"> list with </w:t>
+        <w:t>obstacle_source:=gt</w:t>
+      </w:r>
+      <w:r>
+        <w:t xml:space="preserve"> the barrel positions come out of the JSON too, as they did in every run before 2026-10-16. Nav2's own </w:t>
       </w:r>
       <w:r>
         <w:rPr>
           <w:rFonts w:ascii="Consolas" w:hAnsi="Consolas"/>
           <w:sz w:val="19"/>
         </w:rPr>
-        <w:t>["lane_layer", "inflation_layer"]</w:t>
-      </w:r>
-      <w:r>
-        <w:t xml:space="preserve">, so Nav2's </w:t>
+        <w:t>obstacle_layer</w:t>
+      </w:r>
+      <w:r>
+        <w:t xml:space="preserve"> is </w:t>
+      </w:r>
+      <w:r>
+        <w:rPr>
+          <w:b/>
+        </w:rPr>
+        <w:t>never instantiated</w:t>
+      </w:r>
+      <w:r>
+        <w:t xml:space="preserve">: </w:t>
       </w:r>
       <w:r>
         <w:rPr>
           <w:rFonts w:ascii="Consolas" w:hAnsi="Consolas"/>
           <w:sz w:val="19"/>
         </w:rPr>
-        <w:t>obstacle_layer</w:t>
-      </w:r>
-      <w:r>
-        <w:t xml:space="preserve"> is </w:t>
-      </w:r>
-      <w:r>
-        <w:rPr>
-          <w:b/>
-        </w:rPr>
-        <w:t>never instantiated</w:t>
-      </w:r>
-      <w:r>
-        <w:t>. Every obstacle the robot has ever avoided in this simulator came from the JSON.</w:t>
+        <w:t>gazebo_nav_test_nav2_overrides.yaml</w:t>
+      </w:r>
+      <w:r>
+        <w:t xml:space="preserve"> replaces the costmap </w:t>
+      </w:r>
+      <w:r>
+        <w:rPr>
+          <w:rFonts w:ascii="Consolas" w:hAnsi="Consolas"/>
+          <w:sz w:val="19"/>
+        </w:rPr>
+        <w:t>plugins</w:t>
+      </w:r>
+      <w:r>
+        <w:t xml:space="preserve"> list with </w:t>
+      </w:r>
+      <w:r>
+        <w:rPr>
+          <w:rFonts w:ascii="Consolas" w:hAnsi="Consolas"/>
+          <w:sz w:val="19"/>
+        </w:rPr>
+        <w:t>["lane_layer", "inflation_layer"]</w:t>
+      </w:r>
+      <w:r>
+        <w:t>, and the lidar map reaches the planner through the navigator instead.</w:t>
       </w:r>
     </w:p>
     <w:p>
@@ -5796,10 +6194,20 @@
         <w:rPr>
           <w:b/>
         </w:rPr>
-        <w:t>The camera point cloud is rotated 90 degrees.</w:t>
-      </w:r>
-      <w:r>
-        <w:t xml:space="preserve"> Measured, not suspected, and deliberately not fixed, because fixing it connects a Nav2 consumer that has never been connected.</w:t>
+        <w:t>The camera point cloud was rotated 90 degrees; fixed 2026-10-07</w:t>
+      </w:r>
+      <w:r>
+        <w:t xml:space="preserve"> (</w:t>
+      </w:r>
+      <w:r>
+        <w:rPr>
+          <w:rFonts w:ascii="Consolas" w:hAnsi="Consolas"/>
+          <w:sz w:val="19"/>
+        </w:rPr>
+        <w:t>docs/GAZEBO_SETUP.md</w:t>
+      </w:r>
+      <w:r>
+        <w:t xml:space="preserve"> 10.13). Nav2's obstacle layer is still not connected to it.</w:t>
       </w:r>
     </w:p>
     <w:p>
@@ -5807,19 +6215,49 @@
         <w:rPr>
           <w:b/>
         </w:rPr>
-        <w:t>`/fix` is not published</w:t>
-      </w:r>
-      <w:r>
-        <w:t xml:space="preserve"> and </w:t>
+        <w:t>`/fix` is published</w:t>
+      </w:r>
+      <w:r>
+        <w:t xml:space="preserve"> since 2026-10-07 (</w:t>
+      </w:r>
+      <w:r>
+        <w:rPr>
+          <w:rFonts w:ascii="Consolas" w:hAnsi="Consolas"/>
+          <w:sz w:val="19"/>
+        </w:rPr>
+        <w:t>docs/GAZEBO_SETUP.md</w:t>
+      </w:r>
+      <w:r>
+        <w:t xml:space="preserve"> 10.14). </w:t>
       </w:r>
       <w:r>
         <w:rPr>
           <w:b/>
         </w:rPr>
-        <w:t>ros2_control is not in the loop</w:t>
-      </w:r>
-      <w:r>
-        <w:t>: Nav2's twist goes straight to Gazebo's DiffDrive, so joint limits and the controller update rate are untested in simulation.</w:t>
+        <w:t>ros2_control is in the loop by default</w:t>
+      </w:r>
+      <w:r>
+        <w:t xml:space="preserve"> since 2026-10-16: Nav2's twist goes to </w:t>
+      </w:r>
+      <w:r>
+        <w:rPr>
+          <w:rFonts w:ascii="Consolas" w:hAnsi="Consolas"/>
+          <w:sz w:val="19"/>
+        </w:rPr>
+        <w:t>/diff_drive_controller/cmd_vel_unstamped</w:t>
+      </w:r>
+      <w:r>
+        <w:t xml:space="preserve"> and the real controller, with its 30 Hz update rate and 0.3 s command timeout. With </w:t>
+      </w:r>
+      <w:r>
+        <w:rPr>
+          <w:rFonts w:ascii="Consolas" w:hAnsi="Consolas"/>
+          <w:sz w:val="19"/>
+        </w:rPr>
+        <w:t>drive:=diffdrive</w:t>
+      </w:r>
+      <w:r>
+        <w:t xml:space="preserve"> it goes straight to Gazebo's DiffDrive and neither is tested.</w:t>
       </w:r>
     </w:p>
     <w:p>
@@ -6005,7 +6443,45 @@
           <w:p>
             <w:r/>
             <w:r>
-              <w:t>velocity in, the only thing flowing into the simulator</w:t>
+              <w:t>velocity in, for teleop and the test scripts</w:t>
+            </w:r>
+          </w:p>
+        </w:tc>
+      </w:tr>
+      <w:tr>
+        <w:tc>
+          <w:tcPr>
+            <w:tcW w:type="dxa" w:w="4320"/>
+          </w:tcPr>
+          <w:p>
+            <w:r/>
+            <w:r>
+              <w:rPr>
+                <w:rFonts w:ascii="Consolas" w:hAnsi="Consolas"/>
+                <w:sz w:val="19"/>
+              </w:rPr>
+              <w:t>/diff_drive_controller/cmd_vel_unstamped</w:t>
+            </w:r>
+          </w:p>
+        </w:tc>
+        <w:tc>
+          <w:tcPr>
+            <w:tcW w:type="dxa" w:w="4320"/>
+          </w:tcPr>
+          <w:p>
+            <w:r/>
+            <w:r>
+              <w:t xml:space="preserve">Nav2's velocity, with the default </w:t>
+            </w:r>
+            <w:r>
+              <w:rPr>
+                <w:rFonts w:ascii="Consolas" w:hAnsi="Consolas"/>
+                <w:sz w:val="19"/>
+              </w:rPr>
+              <w:t>drive:=ros2_control</w:t>
+            </w:r>
+            <w:r>
+              <w:t xml:space="preserve"> (as on the real robot)</w:t>
             </w:r>
           </w:p>
         </w:tc>
@@ -6033,7 +6509,14 @@
           <w:p>
             <w:r/>
             <w:r>
-              <w:t>corrected odometry, world-aligned, origin at the spawn point</w:t>
+              <w:t xml:space="preserve">corrected odometry, world-aligned, origin at the spawn point. By default from the controller's wheel odometry; from Gazebo's DiffDrive with </w:t>
+            </w:r>
+            <w:r>
+              <w:rPr>
+                <w:rFonts w:ascii="Consolas" w:hAnsi="Consolas"/>
+                <w:sz w:val="19"/>
+              </w:rPr>
+              <w:t>drive:=diffdrive</w:t>
             </w:r>
           </w:p>
         </w:tc>
@@ -6062,6 +6545,41 @@
             <w:r/>
             <w:r>
               <w:t>RPLidar C1</w:t>
+            </w:r>
+          </w:p>
+        </w:tc>
+      </w:tr>
+      <w:tr>
+        <w:tc>
+          <w:tcPr>
+            <w:tcW w:type="dxa" w:w="4320"/>
+          </w:tcPr>
+          <w:p>
+            <w:r/>
+            <w:r>
+              <w:rPr>
+                <w:rFonts w:ascii="Consolas" w:hAnsi="Consolas"/>
+                <w:sz w:val="19"/>
+              </w:rPr>
+              <w:t>/lidar_obstacle_map</w:t>
+            </w:r>
+          </w:p>
+        </w:tc>
+        <w:tc>
+          <w:tcPr>
+            <w:tcW w:type="dxa" w:w="4320"/>
+          </w:tcPr>
+          <w:p>
+            <w:r/>
+            <w:r>
+              <w:t xml:space="preserve">the barrels from the lidar, with the default </w:t>
+            </w:r>
+            <w:r>
+              <w:rPr>
+                <w:rFonts w:ascii="Consolas" w:hAnsi="Consolas"/>
+                <w:sz w:val="19"/>
+              </w:rPr>
+              <w:t>obstacle_source:=lidar_map</w:t>
             </w:r>
           </w:p>
         </w:tc>
@@ -6154,6 +6672,16 @@
                 <w:rFonts w:ascii="Consolas" w:hAnsi="Consolas"/>
                 <w:sz w:val="19"/>
               </w:rPr>
+              <w:t>/diff_drive_controller/odom</w:t>
+            </w:r>
+            <w:r>
+              <w:t xml:space="preserve">, </w:t>
+            </w:r>
+            <w:r>
+              <w:rPr>
+                <w:rFonts w:ascii="Consolas" w:hAnsi="Consolas"/>
+                <w:sz w:val="19"/>
+              </w:rPr>
               <w:t>/sim/odom_body_frame</w:t>
             </w:r>
           </w:p>
@@ -6165,7 +6693,17 @@
           <w:p>
             <w:r/>
             <w:r>
-              <w:t xml:space="preserve">Gazebo's RAW odometry. Do not use it; see </w:t>
+              <w:t>RAW odometry: the controller's (default), Gazebo DiffDrive's (</w:t>
+            </w:r>
+            <w:r>
+              <w:rPr>
+                <w:rFonts w:ascii="Consolas" w:hAnsi="Consolas"/>
+                <w:sz w:val="19"/>
+              </w:rPr>
+              <w:t>drive:=diffdrive</w:t>
+            </w:r>
+            <w:r>
+              <w:t xml:space="preserve"> only). Do not use either; see </w:t>
             </w:r>
             <w:r>
               <w:rPr>
